--- a/backend/Modelos/declaracao_de_nao_invasao_de_divisas_publicas_risbs.docx
+++ b/backend/Modelos/declaracao_de_nao_invasao_de_divisas_publicas_risbs.docx
@@ -27,7 +27,7 @@
           <w:rFonts w:cs="Arial"/>
           <w:szCs w:val="24"/>
         </w:rPr>
-        <w:t>ILMO. SR. OFICIAL DO REGISTRO DE IMÓVEIS DESTA COMARCA</w:t>
+        <w:t xml:space="preserve">ILMO. SR. OFICIAL DO REGISTRO DE IMÓVEIS DESTA COMARCA</w:t>
       </w:r>
     </w:p>
     <w:p>
@@ -52,7 +52,7 @@
           <w:rFonts w:cs="Arial"/>
           <w:szCs w:val="24"/>
         </w:rPr>
-        <w:t>DECLARAÇÃO</w:t>
+        <w:t xml:space="preserve">DECLARAÇÃO</w:t>
       </w:r>
     </w:p>
     <w:p>
@@ -97,7 +97,7 @@
           <w:sz w:val="24"/>
           <w:szCs w:val="24"/>
         </w:rPr>
-        <w:t>Charles Costi</w:t>
+        <w:t xml:space="preserve">Charles Costi</w:t>
       </w:r>
       <w:r>
         <w:rPr>
@@ -113,7 +113,7 @@
           <w:sz w:val="24"/>
           <w:szCs w:val="24"/>
         </w:rPr>
-        <w:t>E</w:t>
+        <w:t xml:space="preserve">E</w:t>
       </w:r>
       <w:r>
         <w:rPr>
@@ -129,47 +129,63 @@
           <w:sz w:val="24"/>
           <w:szCs w:val="24"/>
         </w:rPr>
-        <w:t>F</w:t>
-      </w:r>
-      <w:r>
-        <w:rPr>
-          <w:rFonts w:ascii="Arial" w:hAnsi="Arial" w:cs="Arial"/>
-          <w:sz w:val="24"/>
-          <w:szCs w:val="24"/>
-        </w:rPr>
-        <w:t xml:space="preserve">lorestal, RG </w:t>
-      </w:r>
-      <w:r>
-        <w:rPr>
-          <w:rFonts w:ascii="Arial" w:hAnsi="Arial" w:cs="Arial"/>
-          <w:sz w:val="24"/>
-          <w:szCs w:val="24"/>
-        </w:rPr>
-        <w:t>nº 50</w:t>
-      </w:r>
-      <w:r>
-        <w:rPr>
-          <w:rFonts w:ascii="Arial" w:hAnsi="Arial" w:cs="Arial"/>
-          <w:sz w:val="24"/>
-          <w:szCs w:val="24"/>
-        </w:rPr>
-        <w:t>50</w:t>
-      </w:r>
-      <w:r>
-        <w:rPr>
-          <w:rFonts w:ascii="Arial" w:hAnsi="Arial" w:cs="Arial"/>
-          <w:sz w:val="24"/>
-          <w:szCs w:val="24"/>
-        </w:rPr>
-        <w:t>11</w:t>
-      </w:r>
-      <w:r>
-        <w:rPr>
-          <w:rFonts w:ascii="Arial" w:hAnsi="Arial" w:cs="Arial"/>
-          <w:sz w:val="24"/>
-          <w:szCs w:val="24"/>
-        </w:rPr>
-        <w:t>7241</w:t>
+        <w:t xml:space="preserve">F</w:t>
+      </w:r>
+      <w:r>
+        <w:rPr>
+          <w:rFonts w:ascii="Arial" w:hAnsi="Arial" w:cs="Arial"/>
+          <w:sz w:val="24"/>
+          <w:szCs w:val="24"/>
+        </w:rPr>
+        <w:t xml:space="preserve">lorestal, </w:t>
+      </w:r>
+      <w:r>
+        <w:rPr>
+          <w:rFonts w:ascii="Arial" w:hAnsi="Arial" w:cs="Arial"/>
+          <w:sz w:val="24"/>
+          <w:szCs w:val="24"/>
+        </w:rPr>
+        <w:t xml:space="preserve"/>
+      </w:r>
+      <w:r>
+        <w:rPr>
+          <w:rFonts w:ascii="Arial" w:hAnsi="Arial" w:cs="Arial"/>
+          <w:sz w:val="24"/>
+          <w:szCs w:val="24"/>
+        </w:rPr>
+        <w:t xml:space="preserve"/>
+      </w:r>
+      <w:r>
+        <w:rPr>
+          <w:rFonts w:ascii="Arial" w:hAnsi="Arial" w:cs="Arial"/>
+          <w:sz w:val="24"/>
+          <w:szCs w:val="24"/>
+        </w:rPr>
+        <w:t xml:space="preserve"/>
+      </w:r>
+      <w:r>
+        <w:rPr>
+          <w:rFonts w:ascii="Arial" w:hAnsi="Arial" w:cs="Arial"/>
+          <w:sz w:val="24"/>
+          <w:szCs w:val="24"/>
+        </w:rPr>
+        <w:t xml:space="preserve"/>
+      </w:r>
+      <w:r>
+        <w:rPr>
+          <w:rFonts w:ascii="Arial" w:hAnsi="Arial" w:cs="Arial"/>
+          <w:sz w:val="24"/>
+          <w:szCs w:val="24"/>
+        </w:rPr>
+        <w:t xml:space="preserve"/>
+      </w:r>
+      <w:r>
+        <w:rPr>
+          <w:rFonts w:ascii="Arial" w:hAnsi="Arial" w:cs="Arial"/>
+          <w:sz w:val="24"/>
+          <w:szCs w:val="24"/>
+        </w:rPr>
+        <w:t xml:space="preserve">inscrito no  CPF</w:t>
       </w:r>
       <w:r>
         <w:rPr>
@@ -185,22 +201,6 @@
           <w:sz w:val="24"/>
           <w:szCs w:val="24"/>
         </w:rPr>
-        <w:t>SSP/RS, inscrito no  CPF</w:t>
-      </w:r>
-      <w:r>
-        <w:rPr>
-          <w:rFonts w:ascii="Arial" w:hAnsi="Arial" w:cs="Arial"/>
-          <w:sz w:val="24"/>
-          <w:szCs w:val="24"/>
-        </w:rPr>
-        <w:t xml:space="preserve"> </w:t>
-      </w:r>
-      <w:r>
-        <w:rPr>
-          <w:rFonts w:ascii="Arial" w:hAnsi="Arial" w:cs="Arial"/>
-          <w:sz w:val="24"/>
-          <w:szCs w:val="24"/>
-        </w:rPr>
         <w:t xml:space="preserve">sob nº </w:t>
       </w:r>
       <w:r>
@@ -217,7 +217,7 @@
           <w:sz w:val="24"/>
           <w:szCs w:val="24"/>
         </w:rPr>
-        <w:t>214, Bairro Progresso, em São Bento do Sul - SC</w:t>
+        <w:t xml:space="preserve">214, Bairro Progresso, em São Bento do Sul - SC</w:t>
       </w:r>
       <w:r>
         <w:rPr>
@@ -249,7 +249,7 @@
           <w:sz w:val="24"/>
           <w:szCs w:val="24"/>
         </w:rPr>
-        <w:t>conforme o art. 974, §9º do CNCGFE/SC, bem como declara estar ciente do teor do art. 213, inciso II, §14 da Lei 10.931104 (alteração da Lei 6.015/73) o qual dispõe: “Verificando a qualquer tempo não servem verdadeiros os fatos constantes do memorial descritivo, responderão os requerentes e o profissional que o elaborou pelos prejuízos causados, independentemente das sanções disciplinares e penais</w:t>
+        <w:t xml:space="preserve">conforme o art. 974, §9º do CNCGFE/SC, bem como declara estar ciente do teor do art. 213, inciso II, §14 da Lei 10.931104 (alteração da Lei 6.015/73) o qual dispõe: “Verificando a qualquer tempo não servem verdadeiros os fatos constantes do memorial descritivo, responderão os requerentes e o profissional que o elaborou pelos prejuízos causados, independentemente das sanções disciplinares e penais</w:t>
       </w:r>
       <w:r>
         <w:rPr>
@@ -265,7 +265,7 @@
           <w:sz w:val="24"/>
           <w:szCs w:val="24"/>
         </w:rPr>
-        <w:t>#termoTituloCunjogado</w:t>
+        <w:t xml:space="preserve">#termoTituloCunjogado</w:t>
       </w:r>
       <w:r>
         <w:rPr>
@@ -291,15 +291,15 @@
           <w:sz w:val="24"/>
           <w:szCs w:val="24"/>
         </w:rPr>
-        <w:t>#NumeroTitulo</w:t>
-      </w:r>
-      <w:r>
-        <w:rPr>
-          <w:rFonts w:ascii="Arial" w:hAnsi="Arial" w:cs="Arial"/>
-          <w:sz w:val="24"/>
-          <w:szCs w:val="24"/>
-        </w:rPr>
-        <w:t>).</w:t>
+        <w:t xml:space="preserve">#NumeroTitulo</w:t>
+      </w:r>
+      <w:r>
+        <w:rPr>
+          <w:rFonts w:ascii="Arial" w:hAnsi="Arial" w:cs="Arial"/>
+          <w:sz w:val="24"/>
+          <w:szCs w:val="24"/>
+        </w:rPr>
+        <w:t xml:space="preserve">).</w:t>
       </w:r>
     </w:p>
     <w:p>
@@ -330,7 +330,7 @@
           <w:sz w:val="24"/>
           <w:szCs w:val="24"/>
         </w:rPr>
-        <w:t>#MunicipioEData</w:t>
+        <w:t xml:space="preserve">#MunicipioEData</w:t>
       </w:r>
     </w:p>
     <w:p>
@@ -381,7 +381,7 @@
           <w:sz w:val="24"/>
           <w:szCs w:val="24"/>
         </w:rPr>
-        <w:t>______________________________</w:t>
+        <w:t xml:space="preserve">______________________________</w:t>
       </w:r>
     </w:p>
     <w:p>
@@ -494,7 +494,7 @@
           <w:sz w:val="24"/>
           <w:szCs w:val="24"/>
         </w:rPr>
-        <w:t>Esp. em Georreferenciamento de Imóveis Rurais</w:t>
+        <w:t xml:space="preserve">Esp. em Georreferenciamento de Imóveis Rurais</w:t>
       </w:r>
     </w:p>
     <w:p>
